--- a/code-of-conduct.docx
+++ b/code-of-conduct.docx
@@ -57,13 +57,7 @@
         <w:rPr>
           <w:rtl w:val="0"/>
         </w:rPr>
-        <w:t xml:space="preserve">Approval Date: 2025-06-03</w:t>
-        <w:br w:type="textWrapping"/>
-        <w:t xml:space="preserve">Effective Date: 2025-06-03</w:t>
-        <w:br w:type="textWrapping"/>
-        <w:t xml:space="preserve">Version: 1.0</w:t>
-        <w:br w:type="textWrapping"/>
-        <w:t xml:space="preserve">Approved by: Interim Council</w:t>
+        <w:t xml:space="preserve">Approval Date: 2025-09-04 • Effective Date: 2025-06-03 • Version: 1.1 • Approved by: Interim Council</w:t>
       </w:r>
     </w:p>
     <w:p>
@@ -96,7 +90,7 @@
         <w:rPr>
           <w:rtl w:val="0"/>
         </w:rPr>
-        <w:t xml:space="preserve">This Code of Conduct provides guidelines for how Affiliates (Fellows and Associates) or staff of the Ronin Institute for Independent Scholarship 2.0 (RIIS 2.0) are expected to behave at all times. This Code of Conduct applies to all venues, including, but not limited to, RIIS 2.0 venues where we might interact as RIIS 2.0 Affiliates with other people. This Code of Conduct also applies to any time or place where we gather, including, but not limited to, places that are funded by or through, and/or represent RIIS 2.0 (including travel). This Code of Conduct codifies the expectations of behavior of RIIS 2.0 that are embodied in the </w:t>
+        <w:t xml:space="preserve">This Code of Conduct provides guidelines for how Affiliates (Fellows and Associates) or staff of the Ronin Institute for Independent Scholarship 2.0 (RIIS 2.0) are expected to behave at all times. This Code of Conduct applies to all venues, including, but not limited to, RIIS 2.0 venues where Affiliates or staff may interact with other people. This Code of Conduct also applies to any time or place where we gather, including, but not limited to, places that are funded by or through, and/or represent RIIS 2.0 (including during travel for RIIS 2.0-related purposes). This Code of Conduct codifies the expectations of behavior of RIIS 2.0 to align with the values contained in the </w:t>
       </w:r>
       <w:hyperlink r:id="rId6">
         <w:r>
@@ -123,7 +117,7 @@
         <w:rPr>
           <w:rtl w:val="0"/>
         </w:rPr>
-        <w:t xml:space="preserve">Our goal is to work together to help ensure a safe environment for everyone. As a community, we commit to enforcing and evolving this code as our Institute grows. This document is provided to Affiliates upon joining RIIS 2.0 and is used as guidance to assess any behavioral issues that might come up. Importantly, this Code of Conduct helps to establish the culture that we want for our community.</w:t>
+        <w:t xml:space="preserve">Our goal is to work together to help support a safe environment for everyone. As a community, we commit to enforcing this code as our Institute grows. This document is provided to Affiliates and employees upon joining RIIS 2.0 and is used as guidance to assess any behavioral issues that might come up. Importantly, this Code of Conduct helps to establish the culture that we want for our community.</w:t>
       </w:r>
     </w:p>
     <w:p>
@@ -138,19 +132,7 @@
         <w:rPr>
           <w:rtl w:val="0"/>
         </w:rPr>
-        <w:t xml:space="preserve">2. </w:t>
-      </w:r>
-      <w:r>
-        <w:rPr>
-          <w:vertAlign w:val="baseline"/>
-          <w:rtl w:val="0"/>
-        </w:rPr>
-        <w:t xml:space="preserve">Expectations</w:t>
-      </w:r>
-      <w:r>
-        <w:rPr>
-          <w:rtl w:val="0"/>
-        </w:rPr>
+        <w:t xml:space="preserve">2.  Core Principles of Conduct</w:t>
       </w:r>
     </w:p>
     <w:p>
@@ -224,7 +206,7 @@
         <w:rPr>
           <w:rtl w:val="0"/>
         </w:rPr>
-        <w:t xml:space="preserve">As our numbers and capacity for interaction grow, there will doubtless be opportunities for spirited discussion, which will sometimes become heated. That’s a good thing, so long as we value different perspectives with an open and listening mind. Challenge your own assumptions about yourself and others. </w:t>
+        <w:t xml:space="preserve">There will doubtless be opportunities for spirited discussion, which will sometimes become heated. That’s a good thing, so long as we value different perspectives with an open and listening mind. One must challenge one’s own assumptions about oneself and others. </w:t>
       </w:r>
     </w:p>
     <w:p>
@@ -255,7 +237,7 @@
         <w:rPr>
           <w:rtl w:val="0"/>
         </w:rPr>
-        <w:t xml:space="preserve">We should all be working to ensure that everyone has the opportunity to participate, share their ideas, and feel valued. Keep an eye out for opportunities to engage people who might feel less confident. Speak plainly, and avoid acronyms, jargon, slang, and idioms; some GIFs/emojis might not translate across cultures. Physical appearance, clothing, and demographic characteristics are unlikely to be germane to any of your conversations at RIIS 2.0. Offer clear and constructive comments that are helpful rather than critical. Be a humble expert and avoid lecturing. Be conscious of who is doing the heavy lifting in groups and activities (note taking, scheduling, document creation, organizing). Aim to involve, rather than omit, as well as to flatten our power structures through sharing authority. </w:t>
+        <w:t xml:space="preserve">We should all be working to ensure that everyone has the opportunity to participate, share their ideas, and feel valued. Keep an eye out for opportunities to engage people who might feel less confident. Speak plainly, and avoid acronyms, jargon, slang, and idioms; some GIFs/emojis might not translate across cultures. Physical appearance, clothing, and demographic characteristics are unlikely to be germane to any of your conversations at RIIS 2.0. Offer clear and constructive comments that are helpful rather than critical. Be a humble expert and avoid lecturing. Be conscious of who is doing the heavy lifting in groups and activities (note-taking, scheduling, document creation, organizing). Aim to involve, rather than omit, as well as to flatten our power structures through sharing authority. </w:t>
       </w:r>
     </w:p>
     <w:p>
@@ -332,75 +314,9 @@
     </w:p>
     <w:p>
       <w:pPr>
-        <w:pStyle w:val="Heading1"/>
         <w:widowControl w:val="0"/>
-        <w:spacing w:line="276" w:lineRule="auto"/>
-        <w:rPr>
-          <w:vertAlign w:val="baseline"/>
-        </w:rPr>
-      </w:pPr>
-      <w:bookmarkStart w:colFirst="0" w:colLast="0" w:name="_1s28yemy4g28" w:id="4"/>
-      <w:bookmarkEnd w:id="4"/>
-      <w:r>
-        <w:rPr>
-          <w:rtl w:val="0"/>
-        </w:rPr>
-        <w:t xml:space="preserve">3. </w:t>
-      </w:r>
-      <w:r>
-        <w:rPr>
-          <w:vertAlign w:val="baseline"/>
-          <w:rtl w:val="0"/>
-        </w:rPr>
-        <w:t xml:space="preserve">Act In Good Faith and Assume Good Faith from Others</w:t>
-      </w:r>
-    </w:p>
-    <w:p>
-      <w:pPr>
-        <w:rPr/>
-      </w:pPr>
-      <w:r>
-        <w:rPr>
-          <w:rtl w:val="0"/>
-        </w:rPr>
-        <w:t xml:space="preserve">Our core values at RIIS 2.0 are Truth and Empathy, and these two values guide our Code of Conduct. Scholars should come prepared to engage with each other in “Good Faith,” meaning that we present our thoughts and ideas honestly and clearly and listen to others with an open mind. </w:t>
-      </w:r>
-    </w:p>
-    <w:p>
-      <w:pPr>
-        <w:rPr>
-          <w:vertAlign w:val="baseline"/>
-        </w:rPr>
-      </w:pPr>
-      <w:r>
-        <w:rPr>
-          <w:rtl w:val="0"/>
-        </w:rPr>
-        <w:t xml:space="preserve">RIIS 2.0 Affiliates </w:t>
-      </w:r>
-      <w:r>
-        <w:rPr>
-          <w:vertAlign w:val="baseline"/>
-          <w:rtl w:val="0"/>
-        </w:rPr>
-        <w:t xml:space="preserve">are a </w:t>
-      </w:r>
-      <w:r>
-        <w:rPr>
-          <w:rtl w:val="0"/>
-        </w:rPr>
-        <w:t xml:space="preserve">multifaceted</w:t>
-      </w:r>
-      <w:r>
-        <w:rPr>
-          <w:vertAlign w:val="baseline"/>
-          <w:rtl w:val="0"/>
-        </w:rPr>
-        <w:t xml:space="preserve"> group, representing different academic disciplines, career stages, cultures, and sets of obligations and constraints. We each have different career and life goals, as well as backgrounds and cultural contexts. </w:t>
-      </w:r>
-    </w:p>
-    <w:p>
-      <w:pPr>
+        <w:spacing w:before="50.718994140625" w:lineRule="auto"/>
+        <w:ind w:left="737.2599792480469" w:right="118.626708984375" w:hanging="377.2599792480469"/>
         <w:rPr>
           <w:rFonts w:ascii="Arial" w:cs="Arial" w:eastAsia="Arial" w:hAnsi="Arial"/>
           <w:i w:val="0"/>
@@ -415,8 +331,48 @@
       </w:pPr>
       <w:r>
         <w:rPr>
-          <w:rtl w:val="0"/>
-        </w:rPr>
+          <w:b w:val="1"/>
+          <w:vertAlign w:val="baseline"/>
+          <w:rtl w:val="0"/>
+        </w:rPr>
+        <w:t xml:space="preserve">Act In Good Faith and Assume Good Faith from Others:</w:t>
+        <w:br w:type="textWrapping"/>
+      </w:r>
+      <w:r>
+        <w:rPr>
+          <w:rtl w:val="0"/>
+        </w:rPr>
+        <w:t xml:space="preserve">Two of our core values at RIIS 2.0 are Truth and Empathy. To embody these, Affiliates should come prepared to engage with each other in good faith, presenting thoughts and ideas honestly and clearly, and listening to others with an open mind. </w:t>
+        <w:br w:type="textWrapping"/>
+        <w:br w:type="textWrapping"/>
+        <w:t xml:space="preserve">RIIS 2.0 Affiliates </w:t>
+      </w:r>
+      <w:r>
+        <w:rPr>
+          <w:vertAlign w:val="baseline"/>
+          <w:rtl w:val="0"/>
+        </w:rPr>
+        <w:t xml:space="preserve">are a </w:t>
+      </w:r>
+      <w:r>
+        <w:rPr>
+          <w:rtl w:val="0"/>
+        </w:rPr>
+        <w:t xml:space="preserve">multifaceted</w:t>
+      </w:r>
+      <w:r>
+        <w:rPr>
+          <w:vertAlign w:val="baseline"/>
+          <w:rtl w:val="0"/>
+        </w:rPr>
+        <w:t xml:space="preserve"> group, representing different academic disciplines, career stages, cultures, and sets of obligations and constraints. We each have different career and life goals, as well as backgrounds and cultural contexts. </w:t>
+      </w:r>
+      <w:r>
+        <w:rPr>
+          <w:rtl w:val="0"/>
+        </w:rPr>
+        <w:br w:type="textWrapping"/>
+        <w:br w:type="textWrapping"/>
         <w:t xml:space="preserve">Always take a breath and remind yourself that there is a person on the other side of the conversation. Work under the assumption that they, like you, are intelligent and well-intentioned. Remember that we’re all in this together, and it is not a zero-sum game. Anything that helps one of our RIIS 2.0 Affiliates achieve their own goals helps the entire community. Our job is to provide mutual support in a way that will help each person benefit from RIIS 2.0 and achieve success on their own terms. </w:t>
       </w:r>
       <w:r>
@@ -432,13 +388,27 @@
         <w:ind w:left="24.51995849609375" w:right="92.752685546875" w:hanging="11.8798828125"/>
         <w:rPr/>
       </w:pPr>
-      <w:bookmarkStart w:colFirst="0" w:colLast="0" w:name="_too346nakuvv" w:id="5"/>
-      <w:bookmarkEnd w:id="5"/>
-      <w:r>
-        <w:rPr>
-          <w:rtl w:val="0"/>
-        </w:rPr>
-        <w:t xml:space="preserve">3. Legal Foundation</w:t>
+      <w:bookmarkStart w:colFirst="0" w:colLast="0" w:name="_too346nakuvv" w:id="4"/>
+      <w:bookmarkEnd w:id="4"/>
+      <w:r>
+        <w:rPr>
+          <w:rtl w:val="0"/>
+        </w:rPr>
+        <w:t xml:space="preserve">3. Community Conduct</w:t>
+      </w:r>
+    </w:p>
+    <w:p>
+      <w:pPr>
+        <w:rPr>
+          <w:b w:val="1"/>
+        </w:rPr>
+      </w:pPr>
+      <w:r>
+        <w:rPr>
+          <w:b w:val="1"/>
+          <w:rtl w:val="0"/>
+        </w:rPr>
+        <w:t xml:space="preserve">Compliance with Law:</w:t>
       </w:r>
     </w:p>
     <w:p>
@@ -449,13 +419,24 @@
         <w:rPr>
           <w:rtl w:val="0"/>
         </w:rPr>
+        <w:t xml:space="preserve">We comply with the law, including the laws governing nonprofit organizations and workplace behavior. We understand that, as a charity, we operate exclusively for public benefit and not for private purposes, and we are subject to stringent rules relating to conflicts of interest and political activities. We expect Affiliates and employees to understand the legal and regulatory requirements applicable to their role, including federal, state, and foreign laws, as well as the relevant regulatory schemes. All Affiliates and employees are also expected to act with integrity and to exercise good judgment and common sense in their efforts to comply with all applicable laws, rules, and regulations, and are encouraged to ask for advice when they are uncertain about them.</w:t>
+      </w:r>
+    </w:p>
+    <w:p>
+      <w:pPr>
+        <w:rPr/>
+      </w:pPr>
+      <w:r>
+        <w:rPr>
+          <w:rtl w:val="0"/>
+        </w:rPr>
         <w:t xml:space="preserve">The organization shall comply with all applicable anti-discrimination laws, including Title VI, Title VII, and Title IX of the Civil Rights Act of 1964, </w:t>
       </w:r>
       <w:r>
         <w:rPr>
           <w:rtl w:val="0"/>
         </w:rPr>
-        <w:t xml:space="preserve">the Age Discrimination in Employment Act of 1967, (ADEA), the Rehabilitation Act of 1973 (as amended), and ADA Amendments Act of 2008 ADAAA. 42 U.S.C. ch 126 12101 et seq. </w:t>
+        <w:t xml:space="preserve">the Age Discrimination in Employment Act of 1967 (ADEA), the Rehabilitation Act of 1973 (as amended), and the ADA Amendments Act of 2008 ADAAA. 42 U.S.C. ch 126 12101 et seq. </w:t>
       </w:r>
       <w:r>
         <w:rPr>
@@ -466,29 +447,42 @@
     </w:p>
     <w:p>
       <w:pPr>
-        <w:pStyle w:val="Heading1"/>
         <w:widowControl w:val="0"/>
         <w:ind w:left="24.51995849609375" w:right="92.752685546875" w:hanging="11.8798828125"/>
+        <w:rPr>
+          <w:b w:val="1"/>
+        </w:rPr>
+      </w:pPr>
+      <w:r>
+        <w:rPr>
+          <w:b w:val="1"/>
+          <w:rtl w:val="0"/>
+        </w:rPr>
+        <w:t xml:space="preserve">Harassment</w:t>
+      </w:r>
+    </w:p>
+    <w:p>
+      <w:pPr>
         <w:rPr/>
       </w:pPr>
-      <w:bookmarkStart w:colFirst="0" w:colLast="0" w:name="_t7adsed09yq4" w:id="6"/>
-      <w:bookmarkEnd w:id="6"/>
-      <w:r>
-        <w:rPr>
-          <w:rtl w:val="0"/>
-        </w:rPr>
-        <w:t xml:space="preserve">4. Harassment</w:t>
-      </w:r>
-    </w:p>
-    <w:p>
-      <w:pPr>
-        <w:rPr/>
-      </w:pPr>
-      <w:r>
-        <w:rPr>
-          <w:rtl w:val="0"/>
-        </w:rPr>
-        <w:t xml:space="preserve">RIIS 2.0 has a zero-tolerance policy for sexual harassment, unfair treatment, other kinds of harassment, or bullying of any kind. Harassment is defined as unwelcome conduct that deprives another individual of the opportunities and peaceful enjoyment they may take from participating in the community or an activity, of which the perpetrator knows or ought to know that the conduct is unwelcome. Harassment can be a one-time severe event or repeated minor offenses. </w:t>
+      <w:r>
+        <w:rPr>
+          <w:rtl w:val="0"/>
+        </w:rPr>
+        <w:t xml:space="preserve">RIIS 2.0 has a zero-tolerance policy for harassment, unfair treatment, other kinds of harassment (including, but not limited to, sexual harassment), or bullying of any kind. “</w:t>
+      </w:r>
+      <w:r>
+        <w:rPr>
+          <w:b w:val="1"/>
+          <w:rtl w:val="0"/>
+        </w:rPr>
+        <w:t xml:space="preserve">Harassment”</w:t>
+      </w:r>
+      <w:r>
+        <w:rPr>
+          <w:rtl w:val="0"/>
+        </w:rPr>
+        <w:t xml:space="preserve"> is defined as unwelcome conduct that deprives another individual of the opportunities and peaceful enjoyment they may take from participating in the community or an activity, when the perpetrator knows or ought to know that the conduct is unwelcome. Harassment can be a one-time severe event or repeated minor offenses. </w:t>
       </w:r>
     </w:p>
     <w:p>
@@ -836,6 +830,35 @@
         <w:ind w:right="0"/>
         <w:jc w:val="left"/>
         <w:rPr>
+          <w:b w:val="1"/>
+        </w:rPr>
+      </w:pPr>
+      <w:r>
+        <w:rPr>
+          <w:b w:val="1"/>
+          <w:rtl w:val="0"/>
+        </w:rPr>
+        <w:t xml:space="preserve">Other Issues:</w:t>
+      </w:r>
+    </w:p>
+    <w:p>
+      <w:pPr>
+        <w:keepNext w:val="0"/>
+        <w:keepLines w:val="0"/>
+        <w:pageBreakBefore w:val="0"/>
+        <w:widowControl w:val="0"/>
+        <w:pBdr>
+          <w:top w:space="0" w:sz="0" w:val="nil"/>
+          <w:left w:space="0" w:sz="0" w:val="nil"/>
+          <w:bottom w:space="0" w:sz="0" w:val="nil"/>
+          <w:right w:space="0" w:sz="0" w:val="nil"/>
+          <w:between w:space="0" w:sz="0" w:val="nil"/>
+        </w:pBdr>
+        <w:shd w:fill="auto" w:val="clear"/>
+        <w:spacing w:after="0" w:before="200" w:line="276" w:lineRule="auto"/>
+        <w:ind w:right="0"/>
+        <w:jc w:val="left"/>
+        <w:rPr>
           <w:rFonts w:ascii="Arial" w:cs="Arial" w:eastAsia="Arial" w:hAnsi="Arial"/>
           <w:sz w:val="24"/>
           <w:szCs w:val="24"/>
@@ -906,6 +929,32 @@
         <w:spacing w:after="0" w:before="343.2598876953125" w:line="276" w:lineRule="auto"/>
         <w:ind w:left="24.2999267578125" w:right="141.28173828125" w:hanging="14.2999267578125"/>
         <w:jc w:val="left"/>
+        <w:rPr/>
+      </w:pPr>
+      <w:r>
+        <w:rPr>
+          <w:rtl w:val="0"/>
+        </w:rPr>
+        <w:t xml:space="preserve">Affiliates and employees are expected to comply with all applicable policies of RIIS 2.0, including any related to non-discrimination and conflicts of interest.</w:t>
+      </w:r>
+    </w:p>
+    <w:p>
+      <w:pPr>
+        <w:keepNext w:val="0"/>
+        <w:keepLines w:val="0"/>
+        <w:pageBreakBefore w:val="0"/>
+        <w:widowControl w:val="0"/>
+        <w:pBdr>
+          <w:top w:space="0" w:sz="0" w:val="nil"/>
+          <w:left w:space="0" w:sz="0" w:val="nil"/>
+          <w:bottom w:space="0" w:sz="0" w:val="nil"/>
+          <w:right w:space="0" w:sz="0" w:val="nil"/>
+          <w:between w:space="0" w:sz="0" w:val="nil"/>
+        </w:pBdr>
+        <w:shd w:fill="auto" w:val="clear"/>
+        <w:spacing w:after="0" w:before="343.2598876953125" w:line="276" w:lineRule="auto"/>
+        <w:ind w:left="24.2999267578125" w:right="141.28173828125" w:hanging="14.2999267578125"/>
+        <w:jc w:val="left"/>
         <w:rPr>
           <w:rFonts w:ascii="Arial" w:cs="Arial" w:eastAsia="Arial" w:hAnsi="Arial"/>
           <w:i w:val="0"/>
@@ -1049,13 +1098,19 @@
         <w:ind w:left="40.800018310546875" w:firstLine="0"/>
         <w:rPr/>
       </w:pPr>
-      <w:bookmarkStart w:colFirst="0" w:colLast="0" w:name="_90yw3unrxlg6" w:id="7"/>
-      <w:bookmarkEnd w:id="7"/>
-      <w:r>
-        <w:rPr>
-          <w:rtl w:val="0"/>
-        </w:rPr>
-        <w:t xml:space="preserve">5. Report</w:t>
+      <w:bookmarkStart w:colFirst="0" w:colLast="0" w:name="_90yw3unrxlg6" w:id="5"/>
+      <w:bookmarkEnd w:id="5"/>
+      <w:r>
+        <w:rPr>
+          <w:rtl w:val="0"/>
+        </w:rPr>
+        <w:t xml:space="preserve">4</w:t>
+      </w:r>
+      <w:r>
+        <w:rPr>
+          <w:rtl w:val="0"/>
+        </w:rPr>
+        <w:t xml:space="preserve">. Report</w:t>
       </w:r>
       <w:r>
         <w:rPr>
@@ -1198,13 +1253,13 @@
         <w:ind w:left="0" w:firstLine="0"/>
         <w:rPr/>
       </w:pPr>
-      <w:bookmarkStart w:colFirst="0" w:colLast="0" w:name="_d0zx8pwn0wo2" w:id="8"/>
-      <w:bookmarkEnd w:id="8"/>
-      <w:r>
-        <w:rPr>
-          <w:rtl w:val="0"/>
-        </w:rPr>
-        <w:t xml:space="preserve">6. Council approval</w:t>
+      <w:bookmarkStart w:colFirst="0" w:colLast="0" w:name="_d0zx8pwn0wo2" w:id="6"/>
+      <w:bookmarkEnd w:id="6"/>
+      <w:r>
+        <w:rPr>
+          <w:rtl w:val="0"/>
+        </w:rPr>
+        <w:t xml:space="preserve">5. Council approval</w:t>
       </w:r>
     </w:p>
     <w:tbl>
@@ -1342,7 +1397,7 @@
         <w:rPr>
           <w:rtl w:val="0"/>
         </w:rPr>
-        <w:t xml:space="preserve">Date: 2025-06-03</w:t>
+        <w:t xml:space="preserve">Date: 2025-09-04</w:t>
       </w:r>
     </w:p>
     <w:p>
@@ -1380,7 +1435,42 @@
         <w:rPr>
           <w:rtl w:val="0"/>
         </w:rPr>
-        <w:t xml:space="preserve">May 23, 2025: Incorporated revisions from Elena Fujiwara, Arika Virapongse, Carolyn Sealfon, Alex Lancaster, Ruth Duerr</w:t>
+        <w:t xml:space="preserve">Created April 13, 2025, by Rami Saydjari</w:t>
+      </w:r>
+    </w:p>
+    <w:p>
+      <w:pPr>
+        <w:numPr>
+          <w:ilvl w:val="0"/>
+          <w:numId w:val="2"/>
+        </w:numPr>
+        <w:spacing w:after="0" w:afterAutospacing="0" w:before="0" w:beforeAutospacing="0"/>
+        <w:ind w:left="720" w:hanging="360"/>
+        <w:rPr>
+          <w:u w:val="none"/>
+        </w:rPr>
+      </w:pPr>
+      <w:r>
+        <w:rPr>
+          <w:rtl w:val="0"/>
+        </w:rPr>
+        <w:t xml:space="preserve">May 23, 2025: Incorporated revisions from Elena Fujiwara, Arika Virapongse, Carolyn Sealfon, Alex Lancaster, and Ruth Duerr</w:t>
+      </w:r>
+    </w:p>
+    <w:p>
+      <w:pPr>
+        <w:numPr>
+          <w:ilvl w:val="0"/>
+          <w:numId w:val="2"/>
+        </w:numPr>
+        <w:spacing w:after="0" w:afterAutospacing="0" w:before="0" w:beforeAutospacing="0" w:line="276" w:lineRule="auto"/>
+        <w:ind w:left="720" w:hanging="360"/>
+      </w:pPr>
+      <w:r>
+        <w:rPr>
+          <w:rtl w:val="0"/>
+        </w:rPr>
+        <w:t xml:space="preserve">May 28, 2025: Revised by Arika Virapongse, Jovita De Loatch, Rami Saydjari, Alex Lancaster, Keith Tse, Herbert J. Bernstein (Affiliation Working Group) (Version 1.0)</w:t>
       </w:r>
     </w:p>
     <w:p>
@@ -1396,7 +1486,7 @@
         <w:rPr>
           <w:rtl w:val="0"/>
         </w:rPr>
-        <w:t xml:space="preserve">May 28, 2025: Revised by Arika Virapongse, Jovita De Loatch, Rami Saydjari, Alex Lancaster, Keith Tse, Herbert J. Bernstein (Affiliation Working Group)</w:t>
+        <w:t xml:space="preserve">September 3, 2025: Draft revised by Interim Council following pro-bono legal review (Version 1.1)</w:t>
       </w:r>
     </w:p>
     <w:p>
@@ -1780,11 +1870,19 @@
       </w:pPr>
     </w:pPrDefault>
   </w:docDefaults>
+  <w:style w:type="table" w:styleId="TableNormal" w:default="1">
+    <w:name w:val="TableNormal"/>
+    <w:tblPr>
+      <w:tblCellMar>
+        <w:top w:w="100.0" w:type="dxa"/>
+        <w:left w:w="100.0" w:type="dxa"/>
+        <w:bottom w:w="100.0" w:type="dxa"/>
+        <w:right w:w="100.0" w:type="dxa"/>
+      </w:tblCellMar>
+    </w:tblPr>
+  </w:style>
   <w:style w:type="paragraph" w:styleId="Normal" w:default="1">
     <w:name w:val="normal"/>
-  </w:style>
-  <w:style w:type="table" w:styleId="TableNormal" w:default="1">
-    <w:name w:val="TableNormal"/>
   </w:style>
   <w:style w:type="paragraph" w:styleId="Heading1">
     <w:name w:val="heading 1"/>
@@ -1922,12 +2020,7 @@
     <w:tblPr>
       <w:tblStyleRowBandSize w:val="1"/>
       <w:tblStyleColBandSize w:val="1"/>
-      <w:tblCellMar>
-        <w:top w:w="100.0" w:type="dxa"/>
-        <w:left w:w="100.0" w:type="dxa"/>
-        <w:bottom w:w="100.0" w:type="dxa"/>
-        <w:right w:w="100.0" w:type="dxa"/>
-      </w:tblCellMar>
+      <w:tblCellMar/>
     </w:tblPr>
     <w:tblStylePr w:type="band1Horz">
       <w:tcPr/>
